--- a/companions/docx/iga-lifecycle-checklist.docx
+++ b/companions/docx/iga-lifecycle-checklist.docx
@@ -21,7 +21,7 @@
           <w:i/>
           <w:iCs/>
         </w:rPr>
-        <w:t xml:space="preserve">Companion worksheet for chapter 5 (Process). Work through each block; every unchecked box is a defined gap. Statements referenced: PR1 to PR3, PR5 to PR8.</w:t>
+        <w:t xml:space="preserve">Companion worksheet for chapter 5 (Process). Work through each block; every unchecked box is a defined gap. Statements referenced: PS1 to PS3, PS5 to PS8.</w:t>
       </w:r>
     </w:p>
     <w:p>
@@ -106,7 +106,7 @@
         <w:pStyle w:val="Heading2"/>
       </w:pPr>
       <w:r>
-        <w:t xml:space="preserve">Joiner (PR1, PR2)</w:t>
+        <w:t xml:space="preserve">Joiner (PS1, PS2)</w:t>
       </w:r>
     </w:p>
     <w:p>
@@ -186,7 +186,7 @@
         <w:pStyle w:val="Heading2"/>
       </w:pPr>
       <w:r>
-        <w:t xml:space="preserve">Mover (PR1)</w:t>
+        <w:t xml:space="preserve">Mover (PS1)</w:t>
       </w:r>
     </w:p>
     <w:p>
@@ -248,7 +248,7 @@
         <w:pStyle w:val="Heading2"/>
       </w:pPr>
       <w:r>
-        <w:t xml:space="preserve">Leaver (PR1, PR5)</w:t>
+        <w:t xml:space="preserve">Leaver (PS1, PS5)</w:t>
       </w:r>
     </w:p>
     <w:p>
@@ -328,7 +328,7 @@
         <w:pStyle w:val="Heading2"/>
       </w:pPr>
       <w:r>
-        <w:t xml:space="preserve">Leave of absence and return (PR8)</w:t>
+        <w:t xml:space="preserve">Leave of absence and return (PS8)</w:t>
       </w:r>
     </w:p>
     <w:p>
@@ -390,7 +390,7 @@
         <w:pStyle w:val="Heading2"/>
       </w:pPr>
       <w:r>
-        <w:t xml:space="preserve">Rehire (PR8)</w:t>
+        <w:t xml:space="preserve">Rehire (PS8)</w:t>
       </w:r>
     </w:p>
     <w:p>
@@ -434,7 +434,7 @@
         <w:pStyle w:val="Heading2"/>
       </w:pPr>
       <w:r>
-        <w:t xml:space="preserve">Conversion and extension (PR8, C2)</w:t>
+        <w:t xml:space="preserve">Conversion and extension (PS8, C2)</w:t>
       </w:r>
     </w:p>
     <w:p>
@@ -478,7 +478,7 @@
         <w:pStyle w:val="Heading2"/>
       </w:pPr>
       <w:r>
-        <w:t xml:space="preserve">Post-departure disposition (PR8)</w:t>
+        <w:t xml:space="preserve">Post-departure disposition (PS8)</w:t>
       </w:r>
     </w:p>
     <w:p>
@@ -522,7 +522,43 @@
         <w:pStyle w:val="Heading2"/>
       </w:pPr>
       <w:r>
-        <w:t xml:space="preserve">Request path (PR3)</w:t>
+        <w:t xml:space="preserve">Request path and emergency access (PS3, PS9)</w:t>
+      </w:r>
+    </w:p>
+    <w:p>
+      <w:pPr>
+        <w:spacing w:after="80"/>
+        <w:ind w:left="460" w:hanging="300"/>
+      </w:pPr>
+      <w:r>
+        <w:t xml:space="preserve">☐  </w:t>
+      </w:r>
+      <w:r>
+        <w:rPr>
+          <w:b w:val="false"/>
+          <w:bCs w:val="false"/>
+          <w:i w:val="false"/>
+          <w:iCs w:val="false"/>
+        </w:rPr>
+        <w:t xml:space="preserve">Emergency access is defined in advance: who may invoke it, for which systems, through what mechanism</w:t>
+      </w:r>
+    </w:p>
+    <w:p>
+      <w:pPr>
+        <w:spacing w:after="80"/>
+        <w:ind w:left="460" w:hanging="300"/>
+      </w:pPr>
+      <w:r>
+        <w:t xml:space="preserve">☐  </w:t>
+      </w:r>
+      <w:r>
+        <w:rPr>
+          <w:b w:val="false"/>
+          <w:bCs w:val="false"/>
+          <w:i w:val="false"/>
+          <w:iCs w:val="false"/>
+        </w:rPr>
+        <w:t xml:space="preserve">Every emergency use is logged at invocation, expires automatically, and receives a post-use review</w:t>
       </w:r>
     </w:p>
     <w:p>
@@ -602,7 +638,7 @@
         <w:pStyle w:val="Heading2"/>
       </w:pPr>
       <w:r>
-        <w:t xml:space="preserve">Justifications (PR2)</w:t>
+        <w:t xml:space="preserve">Justifications (PS2)</w:t>
       </w:r>
     </w:p>
     <w:p>
@@ -628,7 +664,7 @@
         <w:pStyle w:val="Heading2"/>
       </w:pPr>
       <w:r>
-        <w:t xml:space="preserve">Exceptions (PR6)</w:t>
+        <w:t xml:space="preserve">Exceptions (PS6)</w:t>
       </w:r>
     </w:p>
     <w:p>
@@ -708,7 +744,7 @@
         <w:pStyle w:val="Heading2"/>
       </w:pPr>
       <w:r>
-        <w:t xml:space="preserve">Non-human lifecycle (PR7)</w:t>
+        <w:t xml:space="preserve">Non-human lifecycle (PS7)</w:t>
       </w:r>
     </w:p>
     <w:p>

--- a/companions/docx/iga-lifecycle-checklist.docx
+++ b/companions/docx/iga-lifecycle-checklist.docx
@@ -21,7 +21,7 @@
           <w:i/>
           <w:iCs/>
         </w:rPr>
-        <w:t xml:space="preserve">Companion worksheet for chapter 5 (Process). Work through each block; every unchecked box is a defined gap. Statements referenced: PS1 to PS3, PS5 to PS8.</w:t>
+        <w:t xml:space="preserve">Companion worksheet for chapter 5 (Process). Work through each block; every unchecked box is a defined gap. Statements referenced: PS1 to PS3, PS5 to PS9.</w:t>
       </w:r>
     </w:p>
     <w:p>
@@ -540,6 +540,78 @@
           <w:i w:val="false"/>
           <w:iCs w:val="false"/>
         </w:rPr>
+        <w:t xml:space="preserve">Intake is defined and is the only path</w:t>
+      </w:r>
+    </w:p>
+    <w:p>
+      <w:pPr>
+        <w:spacing w:after="80"/>
+        <w:ind w:left="460" w:hanging="300"/>
+      </w:pPr>
+      <w:r>
+        <w:t xml:space="preserve">☐  </w:t>
+      </w:r>
+      <w:r>
+        <w:rPr>
+          <w:b w:val="false"/>
+          <w:bCs w:val="false"/>
+          <w:i w:val="false"/>
+          <w:iCs w:val="false"/>
+        </w:rPr>
+        <w:t xml:space="preserve">Approval chain depth follows tier (chapter 4, P2)</w:t>
+      </w:r>
+    </w:p>
+    <w:p>
+      <w:pPr>
+        <w:spacing w:after="80"/>
+        <w:ind w:left="460" w:hanging="300"/>
+      </w:pPr>
+      <w:r>
+        <w:t xml:space="preserve">☐  </w:t>
+      </w:r>
+      <w:r>
+        <w:rPr>
+          <w:b w:val="false"/>
+          <w:bCs w:val="false"/>
+          <w:i w:val="false"/>
+          <w:iCs w:val="false"/>
+        </w:rPr>
+        <w:t xml:space="preserve">Each stage carries a time bound</w:t>
+      </w:r>
+    </w:p>
+    <w:p>
+      <w:pPr>
+        <w:spacing w:after="80"/>
+        <w:ind w:left="460" w:hanging="300"/>
+      </w:pPr>
+      <w:r>
+        <w:t xml:space="preserve">☐  </w:t>
+      </w:r>
+      <w:r>
+        <w:rPr>
+          <w:b w:val="false"/>
+          <w:bCs w:val="false"/>
+          <w:i w:val="false"/>
+          <w:iCs w:val="false"/>
+        </w:rPr>
+        <w:t xml:space="preserve">Reconciliation detects grants made outside the path, and each is reversed or regularized</w:t>
+      </w:r>
+    </w:p>
+    <w:p>
+      <w:pPr>
+        <w:spacing w:after="80"/>
+        <w:ind w:left="460" w:hanging="300"/>
+      </w:pPr>
+      <w:r>
+        <w:t xml:space="preserve">☐  </w:t>
+      </w:r>
+      <w:r>
+        <w:rPr>
+          <w:b w:val="false"/>
+          <w:bCs w:val="false"/>
+          <w:i w:val="false"/>
+          <w:iCs w:val="false"/>
+        </w:rPr>
         <w:t xml:space="preserve">Emergency access is defined in advance: who may invoke it, for which systems, through what mechanism</w:t>
       </w:r>
     </w:p>
@@ -559,78 +631,6 @@
           <w:iCs w:val="false"/>
         </w:rPr>
         <w:t xml:space="preserve">Every emergency use is logged at invocation, expires automatically, and receives a post-use review</w:t>
-      </w:r>
-    </w:p>
-    <w:p>
-      <w:pPr>
-        <w:spacing w:after="80"/>
-        <w:ind w:left="460" w:hanging="300"/>
-      </w:pPr>
-      <w:r>
-        <w:t xml:space="preserve">☐  </w:t>
-      </w:r>
-      <w:r>
-        <w:rPr>
-          <w:b w:val="false"/>
-          <w:bCs w:val="false"/>
-          <w:i w:val="false"/>
-          <w:iCs w:val="false"/>
-        </w:rPr>
-        <w:t xml:space="preserve">Intake is defined and is the only path</w:t>
-      </w:r>
-    </w:p>
-    <w:p>
-      <w:pPr>
-        <w:spacing w:after="80"/>
-        <w:ind w:left="460" w:hanging="300"/>
-      </w:pPr>
-      <w:r>
-        <w:t xml:space="preserve">☐  </w:t>
-      </w:r>
-      <w:r>
-        <w:rPr>
-          <w:b w:val="false"/>
-          <w:bCs w:val="false"/>
-          <w:i w:val="false"/>
-          <w:iCs w:val="false"/>
-        </w:rPr>
-        <w:t xml:space="preserve">Approval chain depth follows tier (chapter 4, P2)</w:t>
-      </w:r>
-    </w:p>
-    <w:p>
-      <w:pPr>
-        <w:spacing w:after="80"/>
-        <w:ind w:left="460" w:hanging="300"/>
-      </w:pPr>
-      <w:r>
-        <w:t xml:space="preserve">☐  </w:t>
-      </w:r>
-      <w:r>
-        <w:rPr>
-          <w:b w:val="false"/>
-          <w:bCs w:val="false"/>
-          <w:i w:val="false"/>
-          <w:iCs w:val="false"/>
-        </w:rPr>
-        <w:t xml:space="preserve">Each stage carries a time bound</w:t>
-      </w:r>
-    </w:p>
-    <w:p>
-      <w:pPr>
-        <w:spacing w:after="80"/>
-        <w:ind w:left="460" w:hanging="300"/>
-      </w:pPr>
-      <w:r>
-        <w:t xml:space="preserve">☐  </w:t>
-      </w:r>
-      <w:r>
-        <w:rPr>
-          <w:b w:val="false"/>
-          <w:bCs w:val="false"/>
-          <w:i w:val="false"/>
-          <w:iCs w:val="false"/>
-        </w:rPr>
-        <w:t xml:space="preserve">Reconciliation detects grants made outside the path, and each is reversed or regularized</w:t>
       </w:r>
     </w:p>
     <w:p>
